--- a/Shivam/Shivam Certificate.docx
+++ b/Shivam/Shivam Certificate.docx
@@ -409,10 +409,10 @@
             <v:path o:extrusionok="f" gradientshapeok="t" o:connecttype="rect"/>
             <o:lock v:ext="edit" aspectratio="t"/>
           </v:shapetype>
-          <v:shape id="_x0000_i1025" type="#_x0000_t75" style="width:175.25pt;height:163.1pt" o:ole="">
+          <v:shape id="_x0000_i1025" type="#_x0000_t75" style="width:175.5pt;height:162.75pt" o:ole="">
             <v:imagedata r:id="rId8" o:title=""/>
           </v:shape>
-          <o:OLEObject Type="Embed" ProgID="MSPhotoEd.3" ShapeID="_x0000_i1025" DrawAspect="Content" ObjectID="_1832884909" r:id="rId9"/>
+          <o:OLEObject Type="Embed" ProgID="MSPhotoEd.3" ShapeID="_x0000_i1025" DrawAspect="Content" ObjectID="_1833457455" r:id="rId9"/>
         </w:object>
       </w:r>
     </w:p>
@@ -1725,7 +1725,7 @@
           <w:sz w:val="28"/>
           <w:szCs w:val="28"/>
         </w:rPr>
-        <w:t>_______</w:t>
+        <w:t>2613237520</w:t>
       </w:r>
       <w:r>
         <w:rPr>
@@ -1735,7 +1735,7 @@
           <w:sz w:val="28"/>
           <w:szCs w:val="28"/>
         </w:rPr>
-        <w:t xml:space="preserve">in partial fulfillment of the requirements relating to nature and standard of the award of </w:t>
+        <w:t xml:space="preserve"> partial fulfillment of the requirements relating to nature and standard of the award of </w:t>
       </w:r>
       <w:r>
         <w:rPr>
@@ -2352,7 +2352,6 @@
           <w:szCs w:val="24"/>
         </w:rPr>
       </w:pPr>
-      <w:bookmarkStart w:id="0" w:name="_GoBack"/>
       <w:r>
         <w:rPr>
           <w:rFonts w:ascii="Times New Roman" w:hAnsi="Times New Roman"/>
@@ -2365,7 +2364,6 @@
         <w:t>CERTIFICATE OF EVALUATION</w:t>
       </w:r>
     </w:p>
-    <w:bookmarkEnd w:id="0"/>
     <w:p>
       <w:pPr>
         <w:spacing w:after="0"/>
@@ -3433,23 +3431,25 @@
           <w:sz w:val="28"/>
           <w:szCs w:val="28"/>
         </w:rPr>
-        <w:t>Roll no:</w:t>
-      </w:r>
-      <w:r>
-        <w:rPr>
-          <w:rFonts w:ascii="Times New Roman" w:hAnsi="Times New Roman"/>
-          <w:sz w:val="28"/>
-          <w:szCs w:val="28"/>
-        </w:rPr>
-        <w:t xml:space="preserve"> </w:t>
-      </w:r>
-      <w:r>
-        <w:rPr>
-          <w:rFonts w:ascii="Times New Roman" w:hAnsi="Times New Roman"/>
-          <w:sz w:val="28"/>
-          <w:szCs w:val="28"/>
-        </w:rPr>
-        <w:t>_______________</w:t>
+        <w:t>Roll no</w:t>
+      </w:r>
+      <w:r>
+        <w:rPr>
+          <w:rFonts w:ascii="Times New Roman" w:hAnsi="Times New Roman" w:cs="Times New Roman"/>
+          <w:b/>
+          <w:sz w:val="28"/>
+          <w:szCs w:val="28"/>
+        </w:rPr>
+        <w:t xml:space="preserve">: </w:t>
+      </w:r>
+      <w:r>
+        <w:rPr>
+          <w:rFonts w:ascii="Times New Roman" w:hAnsi="Times New Roman"/>
+          <w:b/>
+          <w:sz w:val="28"/>
+          <w:szCs w:val="28"/>
+        </w:rPr>
+        <w:t>2613237520</w:t>
       </w:r>
     </w:p>
     <w:p>
@@ -4558,7 +4558,7 @@
                 <w:sz w:val="28"/>
                 <w:szCs w:val="28"/>
               </w:rPr>
-              <w:t>14-15</w:t>
+              <w:t>14-16</w:t>
             </w:r>
           </w:p>
         </w:tc>
@@ -4635,7 +4635,7 @@
                 <w:sz w:val="28"/>
                 <w:szCs w:val="28"/>
               </w:rPr>
-              <w:t>16-19</w:t>
+              <w:t>17-20</w:t>
             </w:r>
           </w:p>
         </w:tc>
@@ -4712,7 +4712,7 @@
                 <w:sz w:val="28"/>
                 <w:szCs w:val="28"/>
               </w:rPr>
-              <w:t>20-21</w:t>
+              <w:t>21-22</w:t>
             </w:r>
           </w:p>
         </w:tc>
@@ -4790,7 +4790,7 @@
                 <w:sz w:val="28"/>
                 <w:szCs w:val="28"/>
               </w:rPr>
-              <w:t>22-25</w:t>
+              <w:t>23-26</w:t>
             </w:r>
           </w:p>
         </w:tc>
@@ -4867,7 +4867,7 @@
                 <w:sz w:val="28"/>
                 <w:szCs w:val="28"/>
               </w:rPr>
-              <w:t>26-28</w:t>
+              <w:t>27-29</w:t>
             </w:r>
           </w:p>
         </w:tc>
@@ -4960,7 +4960,7 @@
                 <w:sz w:val="28"/>
                 <w:szCs w:val="28"/>
               </w:rPr>
-              <w:t>29-32</w:t>
+              <w:t>30-33</w:t>
             </w:r>
           </w:p>
         </w:tc>
@@ -5037,7 +5037,7 @@
                 <w:sz w:val="28"/>
                 <w:szCs w:val="28"/>
               </w:rPr>
-              <w:t>33-36</w:t>
+              <w:t>34-37</w:t>
             </w:r>
           </w:p>
         </w:tc>
@@ -5130,7 +5130,7 @@
                 <w:sz w:val="28"/>
                 <w:szCs w:val="28"/>
               </w:rPr>
-              <w:t>37</w:t>
+              <w:t>38-</w:t>
             </w:r>
             <w:r>
               <w:rPr>
@@ -5138,7 +5138,7 @@
                 <w:sz w:val="28"/>
                 <w:szCs w:val="28"/>
               </w:rPr>
-              <w:t>-43</w:t>
+              <w:t>44</w:t>
             </w:r>
           </w:p>
         </w:tc>
@@ -5215,7 +5215,7 @@
                 <w:sz w:val="28"/>
                 <w:szCs w:val="28"/>
               </w:rPr>
-              <w:t>44</w:t>
+              <w:t>45</w:t>
             </w:r>
           </w:p>
         </w:tc>
@@ -5292,7 +5292,7 @@
                 <w:sz w:val="28"/>
                 <w:szCs w:val="28"/>
               </w:rPr>
-              <w:t>45</w:t>
+              <w:t>46</w:t>
             </w:r>
           </w:p>
         </w:tc>
@@ -5371,7 +5371,7 @@
                 <w:sz w:val="28"/>
                 <w:szCs w:val="28"/>
               </w:rPr>
-              <w:t>46</w:t>
+              <w:t>47</w:t>
             </w:r>
           </w:p>
         </w:tc>
@@ -5453,8 +5453,10 @@
                 <w:sz w:val="28"/>
                 <w:szCs w:val="28"/>
               </w:rPr>
-              <w:t>47-48</w:t>
+              <w:t>48-49</w:t>
             </w:r>
+            <w:bookmarkStart w:id="0" w:name="_GoBack"/>
+            <w:bookmarkEnd w:id="0"/>
           </w:p>
         </w:tc>
       </w:tr>
@@ -9775,7 +9777,7 @@
 </file>
 
 <file path=customXml/itemProps1.xml><?xml version="1.0" encoding="utf-8"?>
-<ds:datastoreItem xmlns:ds="http://schemas.openxmlformats.org/officeDocument/2006/customXml" ds:itemID="{7C2F9741-33D8-473B-B2F9-BDBA689DAA8D}">
+<ds:datastoreItem xmlns:ds="http://schemas.openxmlformats.org/officeDocument/2006/customXml" ds:itemID="{E4BE73EA-34BD-4F38-AD65-D35FED47EC25}">
   <ds:schemaRefs>
     <ds:schemaRef ds:uri="http://schemas.openxmlformats.org/officeDocument/2006/bibliography"/>
   </ds:schemaRefs>
